--- a/Content/Arena/All Arenas/13-single-industrial-chain-graph/Original Documents/一周构建单条全国产业链图谱.docx
+++ b/Content/Arena/All Arenas/13-single-industrial-chain-graph/Original Documents/一周构建单条全国产业链图谱.docx
@@ -1187,13 +1187,78 @@
                 <w:rFonts w:eastAsia="等线" w:ascii="Arial" w:cs="Arial" w:hAnsi="Arial"/>
                 <w:sz w:val="22"/>
               </w:rPr>
+              <w:t>关联引用</w:t>
+            </w:r>
+          </w:p>
+          <w:p>
+            <w:pPr>
+              <w:numPr>
+                <w:numId w:val="33"/>
+              </w:numPr>
+              <w:spacing w:before="120" w:after="120" w:line="288" w:lineRule="auto"/>
+              <w:ind w:left="453"/>
+              <w:jc w:val="left"/>
+            </w:pPr>
+            <w:r>
+              <w:rPr>
+                <w:rFonts w:eastAsia="等线" w:ascii="Arial" w:cs="Arial" w:hAnsi="Arial"/>
+                <w:sz w:val="22"/>
+              </w:rPr>
+              <w:t>LangChain（by LangChain）  GitHub：</w:t>
+            </w:r>
+            <w:r>
+              <w:rPr>
+                <w:rFonts w:eastAsia="等线" w:ascii="Arial" w:cs="Arial" w:hAnsi="Arial"/>
+                <w:sz w:val="22"/>
+              </w:rPr>
+              <w:t>https://github.com/langchain-ai/langchain</w:t>
+            </w:r>
+          </w:p>
+          <w:p>
+            <w:pPr>
+              <w:numPr>
+                <w:numId w:val="34"/>
+              </w:numPr>
+              <w:spacing w:before="120" w:after="120" w:line="288" w:lineRule="auto"/>
+              <w:ind w:left="453"/>
+              <w:jc w:val="left"/>
+            </w:pPr>
+            <w:r>
+              <w:rPr>
+                <w:rFonts w:eastAsia="等线" w:ascii="Arial" w:cs="Arial" w:hAnsi="Arial"/>
+                <w:sz w:val="22"/>
+              </w:rPr>
+              <w:t>GLM-5(by 智谱) GitHub：</w:t>
+            </w:r>
+            <w:r>
+              <w:rPr>
+                <w:rFonts w:eastAsia="等线" w:ascii="Arial" w:cs="Arial" w:hAnsi="Arial"/>
+                <w:sz w:val="22"/>
+              </w:rPr>
+              <w:t>https://github.com/zai-org/GLM-5</w:t>
+            </w:r>
+          </w:p>
+          <w:p>
+            <w:pPr>
+              <w:numPr>
+                <w:numId w:val="35"/>
+              </w:numPr>
+              <w:spacing w:before="120" w:after="120" w:line="288" w:lineRule="auto"/>
+              <w:ind w:left="0"/>
+              <w:jc w:val="left"/>
+            </w:pPr>
+            <w:r>
+              <w:rPr>
+                <w:rFonts w:eastAsia="等线" w:ascii="Arial" w:cs="Arial" w:hAnsi="Arial"/>
+                <w:sz w:val="22"/>
+              </w:rPr>
               <w:t>版本状态</w:t>
             </w:r>
           </w:p>
           <w:p>
             <w:pPr>
               <w:numPr>
-                <w:numId w:val="33"/>
+                <w:numId w:val="36"/>
               </w:numPr>
               <w:spacing w:before="120" w:after="120" w:line="288" w:lineRule="auto"/>
               <w:ind w:left="453"/>
@@ -1210,7 +1275,7 @@
           <w:p>
             <w:pPr>
               <w:numPr>
-                <w:numId w:val="34"/>
+                <w:numId w:val="37"/>
               </w:numPr>
               <w:spacing w:before="120" w:after="120" w:line="288" w:lineRule="auto"/>
               <w:ind w:left="453"/>
@@ -1227,7 +1292,7 @@
           <w:p>
             <w:pPr>
               <w:numPr>
-                <w:numId w:val="35"/>
+                <w:numId w:val="38"/>
               </w:numPr>
               <w:spacing w:before="120" w:after="120" w:line="288" w:lineRule="auto"/>
               <w:ind w:left="453"/>
@@ -1244,7 +1309,7 @@
           <w:p>
             <w:pPr>
               <w:numPr>
-                <w:numId w:val="36"/>
+                <w:numId w:val="39"/>
               </w:numPr>
               <w:spacing w:before="120" w:after="120" w:line="288" w:lineRule="auto"/>
               <w:ind w:left="0"/>
@@ -1357,207 +1422,207 @@
 
 <file path=word/numbering.xml><?xml version="1.0" encoding="utf-8"?>
 <w:numbering xmlns:w="http://schemas.openxmlformats.org/wordprocessingml/2006/main">
-  <w:abstractNum w:abstractNumId="88374">
-    <w:lvl>
-      <w:numFmt w:val="bullet"/>
-      <w:suff w:val="tab"/>
-      <w:lvlText w:val="•"/>
-      <w:rPr>
-        <w:color w:val="3370ff"/>
-      </w:rPr>
-    </w:lvl>
-  </w:abstractNum>
-  <w:abstractNum w:abstractNumId="88375">
-    <w:lvl>
-      <w:numFmt w:val="bullet"/>
-      <w:suff w:val="tab"/>
-      <w:lvlText w:val="•"/>
-      <w:rPr>
-        <w:color w:val="3370ff"/>
-      </w:rPr>
-    </w:lvl>
-  </w:abstractNum>
-  <w:abstractNum w:abstractNumId="88376">
-    <w:lvl>
-      <w:numFmt w:val="bullet"/>
-      <w:suff w:val="tab"/>
-      <w:lvlText w:val="•"/>
-      <w:rPr>
-        <w:color w:val="3370ff"/>
-      </w:rPr>
-    </w:lvl>
-  </w:abstractNum>
-  <w:abstractNum w:abstractNumId="88377">
-    <w:lvl>
-      <w:numFmt w:val="bullet"/>
-      <w:suff w:val="tab"/>
-      <w:lvlText w:val="•"/>
-      <w:rPr>
-        <w:color w:val="3370ff"/>
-      </w:rPr>
-    </w:lvl>
-  </w:abstractNum>
-  <w:abstractNum w:abstractNumId="88378">
-    <w:lvl>
-      <w:numFmt w:val="bullet"/>
-      <w:suff w:val="tab"/>
-      <w:lvlText w:val="•"/>
-      <w:rPr>
-        <w:color w:val="3370ff"/>
-      </w:rPr>
-    </w:lvl>
-  </w:abstractNum>
-  <w:abstractNum w:abstractNumId="88379">
-    <w:lvl>
-      <w:numFmt w:val="bullet"/>
-      <w:suff w:val="tab"/>
-      <w:lvlText w:val="•"/>
-      <w:rPr>
-        <w:color w:val="3370ff"/>
-      </w:rPr>
-    </w:lvl>
-  </w:abstractNum>
-  <w:abstractNum w:abstractNumId="88380">
-    <w:lvl>
-      <w:numFmt w:val="bullet"/>
-      <w:suff w:val="tab"/>
-      <w:lvlText w:val="•"/>
-      <w:rPr>
-        <w:color w:val="3370ff"/>
-      </w:rPr>
-    </w:lvl>
-  </w:abstractNum>
-  <w:abstractNum w:abstractNumId="88381">
-    <w:lvl>
-      <w:numFmt w:val="bullet"/>
-      <w:suff w:val="tab"/>
-      <w:lvlText w:val="•"/>
-      <w:rPr>
-        <w:color w:val="3370ff"/>
-      </w:rPr>
-    </w:lvl>
-  </w:abstractNum>
-  <w:abstractNum w:abstractNumId="88382">
-    <w:lvl>
-      <w:numFmt w:val="bullet"/>
-      <w:suff w:val="tab"/>
-      <w:lvlText w:val="•"/>
-      <w:rPr>
-        <w:color w:val="3370ff"/>
-      </w:rPr>
-    </w:lvl>
-  </w:abstractNum>
-  <w:abstractNum w:abstractNumId="88383">
-    <w:lvl>
-      <w:numFmt w:val="bullet"/>
-      <w:suff w:val="tab"/>
-      <w:lvlText w:val="•"/>
-      <w:rPr>
-        <w:color w:val="3370ff"/>
-      </w:rPr>
-    </w:lvl>
-  </w:abstractNum>
-  <w:abstractNum w:abstractNumId="88384">
-    <w:lvl>
-      <w:numFmt w:val="bullet"/>
-      <w:suff w:val="tab"/>
-      <w:lvlText w:val="•"/>
-      <w:rPr>
-        <w:color w:val="3370ff"/>
-      </w:rPr>
-    </w:lvl>
-  </w:abstractNum>
-  <w:abstractNum w:abstractNumId="88385">
-    <w:lvl>
-      <w:numFmt w:val="bullet"/>
-      <w:suff w:val="tab"/>
-      <w:lvlText w:val="•"/>
-      <w:rPr>
-        <w:color w:val="3370ff"/>
-      </w:rPr>
-    </w:lvl>
-  </w:abstractNum>
-  <w:abstractNum w:abstractNumId="88386">
-    <w:lvl>
-      <w:numFmt w:val="bullet"/>
-      <w:suff w:val="tab"/>
-      <w:lvlText w:val="•"/>
-      <w:rPr>
-        <w:color w:val="3370ff"/>
-      </w:rPr>
-    </w:lvl>
-  </w:abstractNum>
-  <w:abstractNum w:abstractNumId="88387">
-    <w:lvl>
-      <w:numFmt w:val="bullet"/>
-      <w:suff w:val="tab"/>
-      <w:lvlText w:val="•"/>
-      <w:rPr>
-        <w:color w:val="3370ff"/>
-      </w:rPr>
-    </w:lvl>
-  </w:abstractNum>
-  <w:abstractNum w:abstractNumId="88388">
-    <w:lvl>
-      <w:numFmt w:val="bullet"/>
-      <w:suff w:val="tab"/>
-      <w:lvlText w:val="•"/>
-      <w:rPr>
-        <w:color w:val="3370ff"/>
-      </w:rPr>
-    </w:lvl>
-  </w:abstractNum>
-  <w:abstractNum w:abstractNumId="88389">
-    <w:lvl>
-      <w:numFmt w:val="bullet"/>
-      <w:suff w:val="tab"/>
-      <w:lvlText w:val="•"/>
-      <w:rPr>
-        <w:color w:val="3370ff"/>
-      </w:rPr>
-    </w:lvl>
-  </w:abstractNum>
-  <w:abstractNum w:abstractNumId="88390">
-    <w:lvl>
-      <w:numFmt w:val="bullet"/>
-      <w:suff w:val="tab"/>
-      <w:lvlText w:val="•"/>
-      <w:rPr>
-        <w:color w:val="3370ff"/>
-      </w:rPr>
-    </w:lvl>
-  </w:abstractNum>
-  <w:abstractNum w:abstractNumId="88391">
-    <w:lvl>
-      <w:numFmt w:val="bullet"/>
-      <w:suff w:val="tab"/>
-      <w:lvlText w:val="•"/>
-      <w:rPr>
-        <w:color w:val="3370ff"/>
-      </w:rPr>
-    </w:lvl>
-  </w:abstractNum>
-  <w:abstractNum w:abstractNumId="88392">
-    <w:lvl>
-      <w:numFmt w:val="bullet"/>
-      <w:suff w:val="tab"/>
-      <w:lvlText w:val="•"/>
-      <w:rPr>
-        <w:color w:val="3370ff"/>
-      </w:rPr>
-    </w:lvl>
-  </w:abstractNum>
-  <w:abstractNum w:abstractNumId="88393">
-    <w:lvl>
-      <w:numFmt w:val="bullet"/>
-      <w:suff w:val="tab"/>
-      <w:lvlText w:val="•"/>
-      <w:rPr>
-        <w:color w:val="3370ff"/>
-      </w:rPr>
-    </w:lvl>
-  </w:abstractNum>
-  <w:abstractNum w:abstractNumId="88394">
+  <w:abstractNum w:abstractNumId="678054">
+    <w:lvl>
+      <w:numFmt w:val="bullet"/>
+      <w:suff w:val="tab"/>
+      <w:lvlText w:val="•"/>
+      <w:rPr>
+        <w:color w:val="3370ff"/>
+      </w:rPr>
+    </w:lvl>
+  </w:abstractNum>
+  <w:abstractNum w:abstractNumId="678055">
+    <w:lvl>
+      <w:numFmt w:val="bullet"/>
+      <w:suff w:val="tab"/>
+      <w:lvlText w:val="•"/>
+      <w:rPr>
+        <w:color w:val="3370ff"/>
+      </w:rPr>
+    </w:lvl>
+  </w:abstractNum>
+  <w:abstractNum w:abstractNumId="678056">
+    <w:lvl>
+      <w:numFmt w:val="bullet"/>
+      <w:suff w:val="tab"/>
+      <w:lvlText w:val="•"/>
+      <w:rPr>
+        <w:color w:val="3370ff"/>
+      </w:rPr>
+    </w:lvl>
+  </w:abstractNum>
+  <w:abstractNum w:abstractNumId="678057">
+    <w:lvl>
+      <w:numFmt w:val="bullet"/>
+      <w:suff w:val="tab"/>
+      <w:lvlText w:val="•"/>
+      <w:rPr>
+        <w:color w:val="3370ff"/>
+      </w:rPr>
+    </w:lvl>
+  </w:abstractNum>
+  <w:abstractNum w:abstractNumId="678058">
+    <w:lvl>
+      <w:numFmt w:val="bullet"/>
+      <w:suff w:val="tab"/>
+      <w:lvlText w:val="•"/>
+      <w:rPr>
+        <w:color w:val="3370ff"/>
+      </w:rPr>
+    </w:lvl>
+  </w:abstractNum>
+  <w:abstractNum w:abstractNumId="678059">
+    <w:lvl>
+      <w:numFmt w:val="bullet"/>
+      <w:suff w:val="tab"/>
+      <w:lvlText w:val="•"/>
+      <w:rPr>
+        <w:color w:val="3370ff"/>
+      </w:rPr>
+    </w:lvl>
+  </w:abstractNum>
+  <w:abstractNum w:abstractNumId="678060">
+    <w:lvl>
+      <w:numFmt w:val="bullet"/>
+      <w:suff w:val="tab"/>
+      <w:lvlText w:val="•"/>
+      <w:rPr>
+        <w:color w:val="3370ff"/>
+      </w:rPr>
+    </w:lvl>
+  </w:abstractNum>
+  <w:abstractNum w:abstractNumId="678061">
+    <w:lvl>
+      <w:numFmt w:val="bullet"/>
+      <w:suff w:val="tab"/>
+      <w:lvlText w:val="•"/>
+      <w:rPr>
+        <w:color w:val="3370ff"/>
+      </w:rPr>
+    </w:lvl>
+  </w:abstractNum>
+  <w:abstractNum w:abstractNumId="678062">
+    <w:lvl>
+      <w:numFmt w:val="bullet"/>
+      <w:suff w:val="tab"/>
+      <w:lvlText w:val="•"/>
+      <w:rPr>
+        <w:color w:val="3370ff"/>
+      </w:rPr>
+    </w:lvl>
+  </w:abstractNum>
+  <w:abstractNum w:abstractNumId="678063">
+    <w:lvl>
+      <w:numFmt w:val="bullet"/>
+      <w:suff w:val="tab"/>
+      <w:lvlText w:val="•"/>
+      <w:rPr>
+        <w:color w:val="3370ff"/>
+      </w:rPr>
+    </w:lvl>
+  </w:abstractNum>
+  <w:abstractNum w:abstractNumId="678064">
+    <w:lvl>
+      <w:numFmt w:val="bullet"/>
+      <w:suff w:val="tab"/>
+      <w:lvlText w:val="•"/>
+      <w:rPr>
+        <w:color w:val="3370ff"/>
+      </w:rPr>
+    </w:lvl>
+  </w:abstractNum>
+  <w:abstractNum w:abstractNumId="678065">
+    <w:lvl>
+      <w:numFmt w:val="bullet"/>
+      <w:suff w:val="tab"/>
+      <w:lvlText w:val="•"/>
+      <w:rPr>
+        <w:color w:val="3370ff"/>
+      </w:rPr>
+    </w:lvl>
+  </w:abstractNum>
+  <w:abstractNum w:abstractNumId="678066">
+    <w:lvl>
+      <w:numFmt w:val="bullet"/>
+      <w:suff w:val="tab"/>
+      <w:lvlText w:val="•"/>
+      <w:rPr>
+        <w:color w:val="3370ff"/>
+      </w:rPr>
+    </w:lvl>
+  </w:abstractNum>
+  <w:abstractNum w:abstractNumId="678067">
+    <w:lvl>
+      <w:numFmt w:val="bullet"/>
+      <w:suff w:val="tab"/>
+      <w:lvlText w:val="•"/>
+      <w:rPr>
+        <w:color w:val="3370ff"/>
+      </w:rPr>
+    </w:lvl>
+  </w:abstractNum>
+  <w:abstractNum w:abstractNumId="678068">
+    <w:lvl>
+      <w:numFmt w:val="bullet"/>
+      <w:suff w:val="tab"/>
+      <w:lvlText w:val="•"/>
+      <w:rPr>
+        <w:color w:val="3370ff"/>
+      </w:rPr>
+    </w:lvl>
+  </w:abstractNum>
+  <w:abstractNum w:abstractNumId="678069">
+    <w:lvl>
+      <w:numFmt w:val="bullet"/>
+      <w:suff w:val="tab"/>
+      <w:lvlText w:val="•"/>
+      <w:rPr>
+        <w:color w:val="3370ff"/>
+      </w:rPr>
+    </w:lvl>
+  </w:abstractNum>
+  <w:abstractNum w:abstractNumId="678070">
+    <w:lvl>
+      <w:numFmt w:val="bullet"/>
+      <w:suff w:val="tab"/>
+      <w:lvlText w:val="•"/>
+      <w:rPr>
+        <w:color w:val="3370ff"/>
+      </w:rPr>
+    </w:lvl>
+  </w:abstractNum>
+  <w:abstractNum w:abstractNumId="678071">
+    <w:lvl>
+      <w:numFmt w:val="bullet"/>
+      <w:suff w:val="tab"/>
+      <w:lvlText w:val="•"/>
+      <w:rPr>
+        <w:color w:val="3370ff"/>
+      </w:rPr>
+    </w:lvl>
+  </w:abstractNum>
+  <w:abstractNum w:abstractNumId="678072">
+    <w:lvl>
+      <w:numFmt w:val="bullet"/>
+      <w:suff w:val="tab"/>
+      <w:lvlText w:val="•"/>
+      <w:rPr>
+        <w:color w:val="3370ff"/>
+      </w:rPr>
+    </w:lvl>
+  </w:abstractNum>
+  <w:abstractNum w:abstractNumId="678073">
+    <w:lvl>
+      <w:numFmt w:val="bullet"/>
+      <w:suff w:val="tab"/>
+      <w:lvlText w:val="•"/>
+      <w:rPr>
+        <w:color w:val="3370ff"/>
+      </w:rPr>
+    </w:lvl>
+  </w:abstractNum>
+  <w:abstractNum w:abstractNumId="678074">
     <w:lvl>
       <w:numFmt w:val="bullet"/>
       <w:suff w:val="tab"/>
@@ -1567,7 +1632,7 @@
       </w:rPr>
     </w:lvl>
   </w:abstractNum>
-  <w:abstractNum w:abstractNumId="88395">
+  <w:abstractNum w:abstractNumId="678075">
     <w:lvl>
       <w:numFmt w:val="bullet"/>
       <w:suff w:val="tab"/>
@@ -1577,17 +1642,17 @@
       </w:rPr>
     </w:lvl>
   </w:abstractNum>
-  <w:abstractNum w:abstractNumId="88396">
-    <w:lvl>
-      <w:numFmt w:val="bullet"/>
-      <w:suff w:val="tab"/>
-      <w:lvlText w:val="•"/>
-      <w:rPr>
-        <w:color w:val="3370ff"/>
-      </w:rPr>
-    </w:lvl>
-  </w:abstractNum>
-  <w:abstractNum w:abstractNumId="88397">
+  <w:abstractNum w:abstractNumId="678076">
+    <w:lvl>
+      <w:numFmt w:val="bullet"/>
+      <w:suff w:val="tab"/>
+      <w:lvlText w:val="•"/>
+      <w:rPr>
+        <w:color w:val="3370ff"/>
+      </w:rPr>
+    </w:lvl>
+  </w:abstractNum>
+  <w:abstractNum w:abstractNumId="678077">
     <w:lvl>
       <w:numFmt w:val="bullet"/>
       <w:suff w:val="tab"/>
@@ -1597,7 +1662,7 @@
       </w:rPr>
     </w:lvl>
   </w:abstractNum>
-  <w:abstractNum w:abstractNumId="88398">
+  <w:abstractNum w:abstractNumId="678078">
     <w:lvl>
       <w:numFmt w:val="bullet"/>
       <w:suff w:val="tab"/>
@@ -1607,17 +1672,17 @@
       </w:rPr>
     </w:lvl>
   </w:abstractNum>
-  <w:abstractNum w:abstractNumId="88399">
-    <w:lvl>
-      <w:numFmt w:val="bullet"/>
-      <w:suff w:val="tab"/>
-      <w:lvlText w:val="•"/>
-      <w:rPr>
-        <w:color w:val="3370ff"/>
-      </w:rPr>
-    </w:lvl>
-  </w:abstractNum>
-  <w:abstractNum w:abstractNumId="88400">
+  <w:abstractNum w:abstractNumId="678079">
+    <w:lvl>
+      <w:numFmt w:val="bullet"/>
+      <w:suff w:val="tab"/>
+      <w:lvlText w:val="•"/>
+      <w:rPr>
+        <w:color w:val="3370ff"/>
+      </w:rPr>
+    </w:lvl>
+  </w:abstractNum>
+  <w:abstractNum w:abstractNumId="678080">
     <w:lvl>
       <w:numFmt w:val="bullet"/>
       <w:suff w:val="tab"/>
@@ -1627,17 +1692,17 @@
       </w:rPr>
     </w:lvl>
   </w:abstractNum>
-  <w:abstractNum w:abstractNumId="88401">
-    <w:lvl>
-      <w:numFmt w:val="bullet"/>
-      <w:suff w:val="tab"/>
-      <w:lvlText w:val="•"/>
-      <w:rPr>
-        <w:color w:val="3370ff"/>
-      </w:rPr>
-    </w:lvl>
-  </w:abstractNum>
-  <w:abstractNum w:abstractNumId="88402">
+  <w:abstractNum w:abstractNumId="678081">
+    <w:lvl>
+      <w:numFmt w:val="bullet"/>
+      <w:suff w:val="tab"/>
+      <w:lvlText w:val="•"/>
+      <w:rPr>
+        <w:color w:val="3370ff"/>
+      </w:rPr>
+    </w:lvl>
+  </w:abstractNum>
+  <w:abstractNum w:abstractNumId="678082">
     <w:lvl>
       <w:numFmt w:val="bullet"/>
       <w:suff w:val="tab"/>
@@ -1647,7 +1712,7 @@
       </w:rPr>
     </w:lvl>
   </w:abstractNum>
-  <w:abstractNum w:abstractNumId="88403">
+  <w:abstractNum w:abstractNumId="678083">
     <w:lvl>
       <w:numFmt w:val="bullet"/>
       <w:suff w:val="tab"/>
@@ -1657,7 +1722,7 @@
       </w:rPr>
     </w:lvl>
   </w:abstractNum>
-  <w:abstractNum w:abstractNumId="88404">
+  <w:abstractNum w:abstractNumId="678084">
     <w:lvl>
       <w:numFmt w:val="bullet"/>
       <w:suff w:val="tab"/>
@@ -1667,17 +1732,17 @@
       </w:rPr>
     </w:lvl>
   </w:abstractNum>
-  <w:abstractNum w:abstractNumId="88405">
-    <w:lvl>
-      <w:numFmt w:val="bullet"/>
-      <w:suff w:val="tab"/>
-      <w:lvlText w:val="•"/>
-      <w:rPr>
-        <w:color w:val="3370ff"/>
-      </w:rPr>
-    </w:lvl>
-  </w:abstractNum>
-  <w:abstractNum w:abstractNumId="88406">
+  <w:abstractNum w:abstractNumId="678085">
+    <w:lvl>
+      <w:numFmt w:val="bullet"/>
+      <w:suff w:val="tab"/>
+      <w:lvlText w:val="•"/>
+      <w:rPr>
+        <w:color w:val="3370ff"/>
+      </w:rPr>
+    </w:lvl>
+  </w:abstractNum>
+  <w:abstractNum w:abstractNumId="678086">
     <w:lvl>
       <w:numFmt w:val="bullet"/>
       <w:suff w:val="tab"/>
@@ -1687,7 +1752,7 @@
       </w:rPr>
     </w:lvl>
   </w:abstractNum>
-  <w:abstractNum w:abstractNumId="88407">
+  <w:abstractNum w:abstractNumId="678087">
     <w:lvl>
       <w:numFmt w:val="bullet"/>
       <w:suff w:val="tab"/>
@@ -1697,7 +1762,17 @@
       </w:rPr>
     </w:lvl>
   </w:abstractNum>
-  <w:abstractNum w:abstractNumId="88408">
+  <w:abstractNum w:abstractNumId="678088">
+    <w:lvl>
+      <w:numFmt w:val="bullet"/>
+      <w:suff w:val="tab"/>
+      <w:lvlText w:val="•"/>
+      <w:rPr>
+        <w:color w:val="3370ff"/>
+      </w:rPr>
+    </w:lvl>
+  </w:abstractNum>
+  <w:abstractNum w:abstractNumId="678089">
     <w:lvl>
       <w:numFmt w:val="bullet"/>
       <w:suff w:val="tab"/>
@@ -1707,7 +1782,27 @@
       </w:rPr>
     </w:lvl>
   </w:abstractNum>
-  <w:abstractNum w:abstractNumId="88409">
+  <w:abstractNum w:abstractNumId="678090">
+    <w:lvl>
+      <w:numFmt w:val="bullet"/>
+      <w:suff w:val="tab"/>
+      <w:lvlText w:val="￮"/>
+      <w:rPr>
+        <w:color w:val="3370ff"/>
+      </w:rPr>
+    </w:lvl>
+  </w:abstractNum>
+  <w:abstractNum w:abstractNumId="678091">
+    <w:lvl>
+      <w:numFmt w:val="bullet"/>
+      <w:suff w:val="tab"/>
+      <w:lvlText w:val="￮"/>
+      <w:rPr>
+        <w:color w:val="3370ff"/>
+      </w:rPr>
+    </w:lvl>
+  </w:abstractNum>
+  <w:abstractNum w:abstractNumId="678092">
     <w:lvl>
       <w:numFmt w:val="bullet"/>
       <w:suff w:val="tab"/>
@@ -1718,112 +1813,121 @@
     </w:lvl>
   </w:abstractNum>
   <w:num w:numId="1">
-    <w:abstractNumId w:val="88374"/>
+    <w:abstractNumId w:val="678054"/>
   </w:num>
   <w:num w:numId="2">
-    <w:abstractNumId w:val="88375"/>
+    <w:abstractNumId w:val="678055"/>
   </w:num>
   <w:num w:numId="3">
-    <w:abstractNumId w:val="88376"/>
+    <w:abstractNumId w:val="678056"/>
   </w:num>
   <w:num w:numId="4">
-    <w:abstractNumId w:val="88377"/>
+    <w:abstractNumId w:val="678057"/>
   </w:num>
   <w:num w:numId="5">
-    <w:abstractNumId w:val="88378"/>
+    <w:abstractNumId w:val="678058"/>
   </w:num>
   <w:num w:numId="6">
-    <w:abstractNumId w:val="88379"/>
+    <w:abstractNumId w:val="678059"/>
   </w:num>
   <w:num w:numId="7">
-    <w:abstractNumId w:val="88380"/>
+    <w:abstractNumId w:val="678060"/>
   </w:num>
   <w:num w:numId="8">
-    <w:abstractNumId w:val="88381"/>
+    <w:abstractNumId w:val="678061"/>
   </w:num>
   <w:num w:numId="9">
-    <w:abstractNumId w:val="88382"/>
+    <w:abstractNumId w:val="678062"/>
   </w:num>
   <w:num w:numId="10">
-    <w:abstractNumId w:val="88383"/>
+    <w:abstractNumId w:val="678063"/>
   </w:num>
   <w:num w:numId="11">
-    <w:abstractNumId w:val="88384"/>
+    <w:abstractNumId w:val="678064"/>
   </w:num>
   <w:num w:numId="12">
-    <w:abstractNumId w:val="88385"/>
+    <w:abstractNumId w:val="678065"/>
   </w:num>
   <w:num w:numId="13">
-    <w:abstractNumId w:val="88386"/>
+    <w:abstractNumId w:val="678066"/>
   </w:num>
   <w:num w:numId="14">
-    <w:abstractNumId w:val="88387"/>
+    <w:abstractNumId w:val="678067"/>
   </w:num>
   <w:num w:numId="15">
-    <w:abstractNumId w:val="88388"/>
+    <w:abstractNumId w:val="678068"/>
   </w:num>
   <w:num w:numId="16">
-    <w:abstractNumId w:val="88389"/>
+    <w:abstractNumId w:val="678069"/>
   </w:num>
   <w:num w:numId="17">
-    <w:abstractNumId w:val="88390"/>
+    <w:abstractNumId w:val="678070"/>
   </w:num>
   <w:num w:numId="18">
-    <w:abstractNumId w:val="88391"/>
+    <w:abstractNumId w:val="678071"/>
   </w:num>
   <w:num w:numId="19">
-    <w:abstractNumId w:val="88392"/>
+    <w:abstractNumId w:val="678072"/>
   </w:num>
   <w:num w:numId="20">
-    <w:abstractNumId w:val="88393"/>
+    <w:abstractNumId w:val="678073"/>
   </w:num>
   <w:num w:numId="21">
-    <w:abstractNumId w:val="88394"/>
+    <w:abstractNumId w:val="678074"/>
   </w:num>
   <w:num w:numId="22">
-    <w:abstractNumId w:val="88395"/>
+    <w:abstractNumId w:val="678075"/>
   </w:num>
   <w:num w:numId="23">
-    <w:abstractNumId w:val="88396"/>
+    <w:abstractNumId w:val="678076"/>
   </w:num>
   <w:num w:numId="24">
-    <w:abstractNumId w:val="88397"/>
+    <w:abstractNumId w:val="678077"/>
   </w:num>
   <w:num w:numId="25">
-    <w:abstractNumId w:val="88398"/>
+    <w:abstractNumId w:val="678078"/>
   </w:num>
   <w:num w:numId="26">
-    <w:abstractNumId w:val="88399"/>
+    <w:abstractNumId w:val="678079"/>
   </w:num>
   <w:num w:numId="27">
-    <w:abstractNumId w:val="88400"/>
+    <w:abstractNumId w:val="678080"/>
   </w:num>
   <w:num w:numId="28">
-    <w:abstractNumId w:val="88401"/>
+    <w:abstractNumId w:val="678081"/>
   </w:num>
   <w:num w:numId="29">
-    <w:abstractNumId w:val="88402"/>
+    <w:abstractNumId w:val="678082"/>
   </w:num>
   <w:num w:numId="30">
-    <w:abstractNumId w:val="88403"/>
+    <w:abstractNumId w:val="678083"/>
   </w:num>
   <w:num w:numId="31">
-    <w:abstractNumId w:val="88404"/>
+    <w:abstractNumId w:val="678084"/>
   </w:num>
   <w:num w:numId="32">
-    <w:abstractNumId w:val="88405"/>
+    <w:abstractNumId w:val="678085"/>
   </w:num>
   <w:num w:numId="33">
-    <w:abstractNumId w:val="88406"/>
+    <w:abstractNumId w:val="678086"/>
   </w:num>
   <w:num w:numId="34">
-    <w:abstractNumId w:val="88407"/>
+    <w:abstractNumId w:val="678087"/>
   </w:num>
   <w:num w:numId="35">
-    <w:abstractNumId w:val="88408"/>
+    <w:abstractNumId w:val="678088"/>
   </w:num>
   <w:num w:numId="36">
-    <w:abstractNumId w:val="88409"/>
+    <w:abstractNumId w:val="678089"/>
+  </w:num>
+  <w:num w:numId="37">
+    <w:abstractNumId w:val="678090"/>
+  </w:num>
+  <w:num w:numId="38">
+    <w:abstractNumId w:val="678091"/>
+  </w:num>
+  <w:num w:numId="39">
+    <w:abstractNumId w:val="678092"/>
   </w:num>
 </w:numbering>
 </file>
